--- a/docs/2-Prebooze-Admin-Panel-Features.docx
+++ b/docs/2-Prebooze-Admin-Panel-Features.docx
@@ -242,7 +242,7 @@
           <w:sz-cs w:val="24"/>
           <w:spacing w:val="0"/>
         </w:rPr>
-        <w:t xml:space="preserve">Create/edit events directly: title, venue, date, duration, category + sub-category, ticket tiers (price/qty/inclusions), line-up tagging, tags, event rules, dress code, prohibited items, SEO fields.</w:t>
+        <w:t xml:space="preserve">Create/edit events directly: title, venue, date, start time, total duration in hours (free-form, decimals allowed), category + sub-category, ticket tiers (price/qty/inclusions), line-up tagging, tags, event rules, dress code, prohibited items, SEO fields.</w:t>
       </w:r>
     </w:p>
     <w:p>
@@ -413,33 +413,33 @@
           <w:sz-cs w:val="24"/>
           <w:spacing w:val="0"/>
         </w:rPr>
-        <w:t xml:space="preserve">Approval queue for every paid placement request (event / organizer / promoter / line-up) — nothing goes live without admin approval.</w:t>
-      </w:r>
-    </w:p>
-    <w:p>
-      <w:pPr>
-        <w:ind w:left="720" w:first-line="-720"/>
-      </w:pPr>
-      <w:r>
-        <w:rPr>
-          <w:rFonts w:ascii="Times" w:hAnsi="Times" w:cs="Times"/>
-          <w:sz w:val="24"/>
-          <w:sz-cs w:val="24"/>
-        </w:rPr>
-        <w:t xml:space="preserve"/>
-        <w:tab/>
-        <w:t xml:space="preserve">•</w:t>
-        <w:tab/>
-        <w:t xml:space="preserve"/>
-      </w:r>
-      <w:r>
-        <w:rPr>
-          <w:rFonts w:ascii="Times" w:hAnsi="Times" w:cs="Times"/>
-          <w:sz w:val="24"/>
-          <w:sz-cs w:val="24"/>
-          <w:spacing w:val="0"/>
-        </w:rPr>
-        <w:t xml:space="preserve">Rate card management: per-event price and monthly prices per entity type; city-scoped caps; “Featured” always labeled; organic rankings never overridden.</w:t>
+        <w:t xml:space="preserve">Approval queue for every paid placement request (event / organizer / promoter / line-up / venue) — nothing goes live without admin approval.</w:t>
+      </w:r>
+    </w:p>
+    <w:p>
+      <w:pPr>
+        <w:ind w:left="720" w:first-line="-720"/>
+      </w:pPr>
+      <w:r>
+        <w:rPr>
+          <w:rFonts w:ascii="Times" w:hAnsi="Times" w:cs="Times"/>
+          <w:sz w:val="24"/>
+          <w:sz-cs w:val="24"/>
+        </w:rPr>
+        <w:t xml:space="preserve"/>
+        <w:tab/>
+        <w:t xml:space="preserve">•</w:t>
+        <w:tab/>
+        <w:t xml:space="preserve"/>
+      </w:r>
+      <w:r>
+        <w:rPr>
+          <w:rFonts w:ascii="Times" w:hAnsi="Times" w:cs="Times"/>
+          <w:sz w:val="24"/>
+          <w:sz-cs w:val="24"/>
+          <w:spacing w:val="0"/>
+        </w:rPr>
+        <w:t xml:space="preserve">Rate card management: per-event price and monthly prices per entity type including venues (seeded ₹3,999/mo, editable); city-scoped caps; “Featured” always labeled; organic rankings never overridden.</w:t>
       </w:r>
     </w:p>
     <w:p>
@@ -922,7 +922,7 @@
           <w:sz-cs w:val="24"/>
           <w:spacing w:val="0"/>
         </w:rPr>
-        <w:t xml:space="preserve">Team creation inline; applicants listed per job (name, contact, note) — expandable per row.</w:t>
+        <w:t xml:space="preserve">Team creation inline; applicants listed per job (name, contact, note, attached CV) — expandable per row.</w:t>
       </w:r>
     </w:p>
     <w:p>
@@ -1011,7 +1011,7 @@
           <w:sz-cs w:val="24"/>
           <w:spacing w:val="0"/>
         </w:rPr>
-        <w:t xml:space="preserve"> — CRUD with photos, amenities, verification.</w:t>
+        <w:t xml:space="preserve"> — CRUD with photos, amenities, separate About and Timings blocks, live Google-Maps pin preview from the address, verification.</w:t>
       </w:r>
     </w:p>
     <w:p>
